--- a/poi-tl/src/test/resources/template/mutiple_row_table.docx
+++ b/poi-tl/src/test/resources/template/mutiple_row_table.docx
@@ -46,6 +46,7 @@
             <w:insideH w:val="single" w:color="auto" w:sz="4" w:space="0"/>
             <w:insideV w:val="single" w:color="auto" w:sz="4" w:space="0"/>
           </w:tblBorders>
+          <w:shd w:val="clear" w:color="auto" w:fill="auto"/>
           <w:tblCellMar>
             <w:top w:w="0" w:type="dxa"/>
             <w:left w:w="108" w:type="dxa"/>
@@ -1157,8 +1158,6 @@
               </w:rPr>
               <w:t>[sjbh1]</w:t>
             </w:r>
-            <w:bookmarkStart w:id="1" w:name="_GoBack"/>
-            <w:bookmarkEnd w:id="1"/>
           </w:p>
         </w:tc>
         <w:tc>
@@ -2410,6 +2409,15 @@
           <w:lang w:val="en-US" w:eastAsia="zh-CN"/>
         </w:rPr>
       </w:pPr>
+      <w:r>
+        <w:rPr>
+          <w:rFonts w:hint="default"/>
+          <w:lang w:val="en-US" w:eastAsia="zh-CN"/>
+        </w:rPr>
+        <w:t>{{is_check == 1? '☑' : '☐'}}</w:t>
+      </w:r>
+      <w:bookmarkStart w:id="1" w:name="_GoBack"/>
+      <w:bookmarkEnd w:id="1"/>
     </w:p>
     <w:sectPr>
       <w:pgSz w:w="11906" w:h="16838"/>

--- a/poi-tl/src/test/resources/template/mutiple_row_table.docx
+++ b/poi-tl/src/test/resources/template/mutiple_row_table.docx
@@ -408,7 +408,6 @@
                 <w:szCs w:val="21"/>
               </w:rPr>
             </w:pPr>
-            <w:proofErr w:type="gramStart"/>
             <w:r>
               <w:rPr>
                 <w:rFonts w:ascii="Times New Roman" w:eastAsia="宋体" w:hAnsi="Times New Roman" w:cs="Times New Roman" w:hint="eastAsia"/>
@@ -441,7 +440,6 @@
               </w:rPr>
               <w:t>×</w:t>
             </w:r>
-            <w:proofErr w:type="gramEnd"/>
             <w:r>
               <w:rPr>
                 <w:rFonts w:ascii="Times New Roman" w:eastAsia="宋体" w:hAnsi="Times New Roman" w:cs="Times New Roman" w:hint="eastAsia"/>
@@ -1680,19 +1678,55 @@
               <w:spacing w:line="360" w:lineRule="auto"/>
               <w:jc w:val="left"/>
               <w:rPr>
-                <w:rFonts w:ascii="Times New Roman" w:eastAsia="宋体" w:hAnsi="Times New Roman" w:cs="Times New Roman" w:hint="eastAsia"/>
-                <w:kern w:val="0"/>
-                <w:szCs w:val="21"/>
-              </w:rPr>
-            </w:pPr>
-            <w:r>
-              <w:rPr>
-                <w:rFonts w:ascii="Times New Roman" w:eastAsia="宋体" w:hAnsi="Times New Roman" w:cs="Times New Roman" w:hint="eastAsia"/>
-                <w:kern w:val="0"/>
-                <w:szCs w:val="21"/>
-                <w:lang w:bidi="ar"/>
-              </w:rPr>
-              <w:t>{{deleteTable}}</w:t>
+                <w:rFonts w:ascii="Times New Roman" w:eastAsia="宋体" w:hAnsi="Times New Roman" w:cs="Times New Roman"/>
+                <w:kern w:val="0"/>
+                <w:szCs w:val="21"/>
+              </w:rPr>
+            </w:pPr>
+            <w:r>
+              <w:rPr>
+                <w:rFonts w:ascii="Times New Roman" w:eastAsia="宋体" w:hAnsi="Times New Roman" w:cs="Times New Roman" w:hint="eastAsia"/>
+                <w:kern w:val="0"/>
+                <w:szCs w:val="21"/>
+                <w:lang w:bidi="ar"/>
+              </w:rPr>
+              <w:t>{{</w:t>
+            </w:r>
+            <w:r>
+              <w:rPr>
+                <w:rFonts w:ascii="Times New Roman" w:eastAsia="宋体" w:hAnsi="Times New Roman" w:cs="Times New Roman" w:hint="eastAsia"/>
+                <w:kern w:val="0"/>
+                <w:szCs w:val="21"/>
+                <w:lang w:bidi="ar"/>
+              </w:rPr>
+              <w:t>-</w:t>
+            </w:r>
+            <w:r>
+              <w:rPr>
+                <w:rFonts w:ascii="Times New Roman" w:eastAsia="宋体" w:hAnsi="Times New Roman" w:cs="Times New Roman"/>
+                <w:kern w:val="0"/>
+                <w:szCs w:val="21"/>
+                <w:lang w:bidi="ar"/>
+              </w:rPr>
+              <w:t>subRecords_row_number</w:t>
+            </w:r>
+            <w:r>
+              <w:rPr>
+                <w:rFonts w:ascii="Times New Roman" w:eastAsia="宋体" w:hAnsi="Times New Roman" w:cs="Times New Roman" w:hint="eastAsia"/>
+                <w:kern w:val="0"/>
+                <w:szCs w:val="21"/>
+                <w:lang w:bidi="ar"/>
+              </w:rPr>
+              <w:t xml:space="preserve"> == 10</w:t>
+            </w:r>
+            <w:r>
+              <w:rPr>
+                <w:rFonts w:ascii="Times New Roman" w:eastAsia="宋体" w:hAnsi="Times New Roman" w:cs="Times New Roman" w:hint="eastAsia"/>
+                <w:kern w:val="0"/>
+                <w:szCs w:val="21"/>
+                <w:lang w:bidi="ar"/>
+              </w:rPr>
+              <w:t>}}</w:t>
             </w:r>
           </w:p>
         </w:tc>
